--- a/docs/任务书_2304103-3-林义洋-刘善宁-孙业腾.docx
+++ b/docs/任务书_2304103-3-林义洋-刘善宁-孙业腾.docx
@@ -840,6 +840,11 @@
           </w:tcPr>
           <w:p>
             <w:pPr>
+              <w:spacing w:line="300" w:lineRule="auto"/>
+            </w:pPr>
+          </w:p>
+          <w:p>
+            <w:pPr>
               <w:jc w:val="center"/>
               <w:rPr>
                 <w:rFonts w:hint="eastAsia" w:eastAsia="宋体"/>
@@ -936,6 +941,11 @@
           </w:tcPr>
           <w:p>
             <w:pPr>
+              <w:spacing w:line="300" w:lineRule="auto"/>
+            </w:pPr>
+          </w:p>
+          <w:p>
+            <w:pPr>
               <w:rPr>
                 <w:rFonts w:hint="eastAsia"/>
                 <w:sz w:val="28"/>
@@ -950,6 +960,11 @@
               </w:rPr>
               <w:t>问题阐述与分析</w:t>
             </w:r>
+          </w:p>
+          <w:p>
+            <w:pPr>
+              <w:spacing w:line="300" w:lineRule="auto"/>
+            </w:pPr>
           </w:p>
           <w:p>
             <w:pPr>
@@ -1000,8 +1015,13 @@
                 <w:sz w:val="24"/>
                 <w:szCs w:val="24"/>
               </w:rPr>
-              <w:t>高校琴房等公共资源数量有限而使用需求集中，传统管理多靠线下登记与人工协调，存在预约冲突无法及时发现、时段利用率低、占用后爽约难约束等问题。本系统面向少房间高自由度的琴房预约场景，将琴房信息、预约时段与用户信用集中到线上管理，实现预约冲突自动检测、对内对外琴房分级开放、信用约束与空出提醒，提升琴房周转效率，具有较强的校园实用价值。</w:t>
-            </w:r>
+              <w:t>高校琴房等公共资源数量有限而使用需求集中，传统管理靠线下登记与人工协调，预约冲突难以及时发现，时段利用率低，占用后爽约也难以约束。本系统面向少房间高自由度的琴房预约场景，把琴房信息、预约时段与用户信用集中到线上管理，预约冲突自动检测、对内对外琴房分级开放、信用约束与空出提醒都由系统处理，减少人工协调，提高琴房使用效率。</w:t>
+            </w:r>
+          </w:p>
+          <w:p>
+            <w:pPr>
+              <w:spacing w:line="300" w:lineRule="auto"/>
+            </w:pPr>
           </w:p>
           <w:p>
             <w:pPr>
@@ -1147,163 +1167,373 @@
                 <w:sz w:val="24"/>
                 <w:szCs w:val="24"/>
               </w:rPr>
-              <w:t>概要需求上，系统提供可运行的 Web 图形界面，前后端分离，后端连接 MySQL 数据库。业务流程覆盖用户注册登录、琴房信息查看与搜索、预约与取消、空出提醒设置、个人预约记录，以及管理端的琴房乐器管理、预约处理、规则参数配置、信用管理与公告轮播维护，形成完整业务闭环。</w:t>
-            </w:r>
+              <w:t>系统以可运行的 Web 应用交付，前后端分离，后端连接 MySQL 数据库。业务流程从用户注册登录、琴房信息查看与搜索、预约与取消、空出提醒设置、个人预约记录，到管理端的琴房乐器管理、预约处理、规则参数配置、信用管理与公告轮播维护，覆盖预约业务的主要环节。</w:t>
+            </w:r>
+          </w:p>
+          <w:p>
+            <w:pPr>
+              <w:spacing w:line="300" w:lineRule="auto"/>
+            </w:pPr>
+          </w:p>
+          <w:p>
+            <w:pPr>
+              <w:spacing w:line="300" w:lineRule="auto"/>
+            </w:pPr>
+          </w:p>
+          <w:p>
+            <w:pPr>
+              <w:spacing w:line="300" w:lineRule="auto"/>
+            </w:pPr>
           </w:p>
           <w:p>
             <w:pPr>
               <w:ind w:firstLine="480"/>
               <w:rPr>
+                <w:rFonts w:hint="eastAsia"/>
                 <w:b/>
                 <w:bCs/>
                 <w:sz w:val="24"/>
-              </w:rPr>
-            </w:pPr>
-            <w:r>
-              <w:rPr>
-                <w:rFonts w:hint="eastAsia"/>
+                <w:lang w:val="en-US" w:eastAsia="zh-CN"/>
+              </w:rPr>
+            </w:pPr>
+          </w:p>
+          <w:p>
+            <w:pPr>
+              <w:ind w:firstLine="480"/>
+              <w:rPr>
                 <w:b/>
                 <w:bCs/>
                 <w:sz w:val="24"/>
-                <w:lang w:val="en-US" w:eastAsia="zh-CN"/>
-              </w:rPr>
-              <w:t>3.</w:t>
-            </w:r>
+              </w:rPr>
+            </w:pPr>
             <w:r>
               <w:rPr>
                 <w:rFonts w:hint="eastAsia"/>
                 <w:b/>
                 <w:bCs/>
                 <w:sz w:val="24"/>
-              </w:rPr>
-              <w:t>计划实施方案</w:t>
-            </w:r>
-          </w:p>
-          <w:p>
-            <w:pPr>
-              <w:spacing w:line="300" w:lineRule="auto"/>
-              <w:ind w:firstLine="480" w:firstLineChars="200"/>
-              <w:rPr>
-                <w:rFonts w:ascii="Times New Roman" w:eastAsia="宋体"/>
-                <w:sz w:val="24"/>
-                <w:szCs w:val="24"/>
-              </w:rPr>
-            </w:pPr>
-            <w:r>
-              <w:rPr>
-                <w:rFonts w:ascii="Times New Roman" w:eastAsia="宋体"/>
-                <w:sz w:val="24"/>
-                <w:szCs w:val="24"/>
-              </w:rPr>
-              <w:t>系统采用前后端分离架构，按功能域组织模块。</w:t>
-            </w:r>
-          </w:p>
-          <w:p>
-            <w:pPr>
-              <w:spacing w:line="300" w:lineRule="auto"/>
-              <w:ind w:left="780" w:hanging="300"/>
-              <w:rPr>
-                <w:rFonts w:ascii="Times New Roman" w:eastAsia="宋体"/>
-                <w:sz w:val="24"/>
-                <w:szCs w:val="24"/>
-              </w:rPr>
-            </w:pPr>
-            <w:r>
-              <w:rPr>
-                <w:rFonts w:ascii="Times New Roman" w:eastAsia="宋体"/>
-                <w:sz w:val="24"/>
-                <w:szCs w:val="24"/>
-              </w:rPr>
-              <w:t>1. 后端基于 Spring Boot 3.5 加 MyBatis-Plus 加 MySQL，分层 controller、service、mapper、entity，JWT 无状态鉴权，接口统一 REST 并预留小程序迁移。</w:t>
-            </w:r>
-          </w:p>
-          <w:p>
-            <w:pPr>
-              <w:spacing w:line="300" w:lineRule="auto"/>
-              <w:ind w:left="780" w:hanging="300"/>
-              <w:rPr>
-                <w:rFonts w:ascii="Times New Roman" w:eastAsia="宋体"/>
-                <w:sz w:val="24"/>
-                <w:szCs w:val="24"/>
-              </w:rPr>
-            </w:pPr>
-            <w:r>
-              <w:rPr>
-                <w:rFonts w:ascii="Times New Roman" w:eastAsia="宋体"/>
-                <w:sz w:val="24"/>
-                <w:szCs w:val="24"/>
-              </w:rPr>
-              <w:t>2. 用户端 Web 基于 Vue3 加 Element Plus，提供注册登录、琴房浏览搜索、预约与取消、空出提醒设置、我的预约与系统反馈。</w:t>
-            </w:r>
-          </w:p>
-          <w:p>
-            <w:pPr>
-              <w:spacing w:line="300" w:lineRule="auto"/>
-              <w:ind w:left="780" w:hanging="300"/>
-              <w:rPr>
-                <w:rFonts w:ascii="Times New Roman" w:eastAsia="宋体"/>
-                <w:sz w:val="24"/>
-                <w:szCs w:val="24"/>
-              </w:rPr>
-            </w:pPr>
-            <w:r>
-              <w:rPr>
-                <w:rFonts w:ascii="Times New Roman" w:eastAsia="宋体"/>
-                <w:sz w:val="24"/>
-                <w:szCs w:val="24"/>
-              </w:rPr>
-              <w:t>3. 管理端 Web 提供琴房与乐器管理、预约管理、规则参数配置、信用管理、用户会员管理、轮播公告与反馈查看。</w:t>
-            </w:r>
-          </w:p>
-          <w:p>
-            <w:pPr>
-              <w:spacing w:line="300" w:lineRule="auto"/>
-              <w:ind w:left="780" w:hanging="300"/>
-              <w:rPr>
-                <w:rFonts w:ascii="Times New Roman" w:eastAsia="宋体"/>
-                <w:sz w:val="24"/>
-                <w:szCs w:val="24"/>
-              </w:rPr>
-            </w:pPr>
-            <w:r>
-              <w:rPr>
-                <w:rFonts w:ascii="Times New Roman" w:eastAsia="宋体"/>
-                <w:sz w:val="24"/>
-                <w:szCs w:val="24"/>
-              </w:rPr>
-              <w:t>4. 预约规则参数化配置，时间窗口每日自动顺延，状态按时间自动过期，周次数按自然周统计。</w:t>
-            </w:r>
-          </w:p>
-          <w:p>
-            <w:pPr>
-              <w:ind w:firstLine="480"/>
-              <w:rPr>
-                <w:rFonts w:hint="eastAsia"/>
-                <w:b/>
-                <w:sz w:val="24"/>
-              </w:rPr>
-            </w:pPr>
+                <w:lang w:val="en-US" w:eastAsia="zh-CN"/>
+              </w:rPr>
+              <w:t>3.</w:t>
+            </w:r>
             <w:r>
               <w:rPr>
                 <w:rFonts w:hint="eastAsia"/>
                 <w:b/>
                 <w:bCs/>
                 <w:sz w:val="24"/>
-                <w:lang w:val="en-US" w:eastAsia="zh-CN"/>
-              </w:rPr>
-              <w:t>4.</w:t>
-            </w:r>
+              </w:rPr>
+              <w:t>计划实施方案</w:t>
+            </w:r>
+          </w:p>
+          <w:p>
+            <w:pPr>
+              <w:spacing w:line="300" w:lineRule="auto"/>
+              <w:ind w:firstLine="480" w:firstLineChars="200"/>
+              <w:rPr>
+                <w:rFonts w:ascii="Times New Roman" w:eastAsia="宋体"/>
+                <w:sz w:val="24"/>
+                <w:szCs w:val="24"/>
+              </w:rPr>
+            </w:pPr>
+            <w:r>
+              <w:rPr>
+                <w:rFonts w:ascii="Times New Roman" w:eastAsia="宋体"/>
+                <w:sz w:val="24"/>
+                <w:szCs w:val="24"/>
+              </w:rPr>
+              <w:t>系统采用前后端分离架构，按功能域分模块实现，各端方案如下。</w:t>
+            </w:r>
+          </w:p>
+          <w:p>
+            <w:pPr>
+              <w:spacing w:before="200" w:after="120" w:line="300" w:lineRule="auto"/>
+              <w:ind w:firstLine="482" w:firstLineChars="200"/>
+              <w:rPr>
+                <w:rFonts w:ascii="Times New Roman" w:eastAsia="宋体"/>
+                <w:sz w:val="24"/>
+                <w:szCs w:val="24"/>
+              </w:rPr>
+            </w:pPr>
+            <w:r>
+              <w:rPr>
+                <w:rFonts w:ascii="Times New Roman" w:eastAsia="宋体"/>
+                <w:b/>
+                <w:sz w:val="24"/>
+                <w:szCs w:val="24"/>
+              </w:rPr>
+              <w:t>（1）后端服务</w:t>
+            </w:r>
+          </w:p>
+          <w:p>
+            <w:pPr>
+              <w:spacing w:line="300" w:lineRule="auto"/>
+              <w:ind w:left="780" w:hanging="300"/>
+              <w:rPr>
+                <w:rFonts w:ascii="Times New Roman" w:eastAsia="宋体"/>
+                <w:sz w:val="24"/>
+                <w:szCs w:val="24"/>
+              </w:rPr>
+            </w:pPr>
+            <w:r>
+              <w:rPr>
+                <w:rFonts w:ascii="Times New Roman" w:eastAsia="宋体"/>
+                <w:sz w:val="24"/>
+                <w:szCs w:val="24"/>
+              </w:rPr>
+              <w:t>1. 技术选型与分层：Spring Boot 3.5、MyBatis-Plus 与 MySQL 8，Java 17 运行，controller、service、mapper、entity 四层划分，统一返回与全局异常处理。</w:t>
+            </w:r>
+          </w:p>
+          <w:p>
+            <w:pPr>
+              <w:spacing w:line="300" w:lineRule="auto"/>
+              <w:ind w:left="780" w:hanging="300"/>
+              <w:rPr>
+                <w:rFonts w:ascii="Times New Roman" w:eastAsia="宋体"/>
+                <w:sz w:val="24"/>
+                <w:szCs w:val="24"/>
+              </w:rPr>
+            </w:pPr>
+            <w:r>
+              <w:rPr>
+                <w:rFonts w:ascii="Times New Roman" w:eastAsia="宋体"/>
+                <w:sz w:val="24"/>
+                <w:szCs w:val="24"/>
+              </w:rPr>
+              <w:t>2. 鉴权与安全：JWT 无状态鉴权，token 经请求头传递，密码 BCrypt 加密存储，管理接口按角色校验。</w:t>
+            </w:r>
+          </w:p>
+          <w:p>
+            <w:pPr>
+              <w:spacing w:line="300" w:lineRule="auto"/>
+              <w:ind w:left="780" w:hanging="300"/>
+              <w:rPr>
+                <w:rFonts w:ascii="Times New Roman" w:eastAsia="宋体"/>
+                <w:sz w:val="24"/>
+                <w:szCs w:val="24"/>
+              </w:rPr>
+            </w:pPr>
+            <w:r>
+              <w:rPr>
+                <w:rFonts w:ascii="Times New Roman" w:eastAsia="宋体"/>
+                <w:sz w:val="24"/>
+                <w:szCs w:val="24"/>
+              </w:rPr>
+              <w:t>3. 并发与一致性：预约写操作在事务内先对琴房行加锁，串行化同一琴房的并发请求，再做区间重叠判断后插入，唯一键约束防止同起点重复数据，保证并发下不出现重复预约。</w:t>
+            </w:r>
+          </w:p>
+          <w:p>
+            <w:pPr>
+              <w:spacing w:line="300" w:lineRule="auto"/>
+              <w:ind w:left="780" w:hanging="300"/>
+              <w:rPr>
+                <w:rFonts w:ascii="Times New Roman" w:eastAsia="宋体"/>
+                <w:sz w:val="24"/>
+                <w:szCs w:val="24"/>
+              </w:rPr>
+            </w:pPr>
+            <w:r>
+              <w:rPr>
+                <w:rFonts w:ascii="Times New Roman" w:eastAsia="宋体"/>
+                <w:sz w:val="24"/>
+                <w:szCs w:val="24"/>
+              </w:rPr>
+              <w:t>4. 规则与缓存：预约规则参数化存储并加载至内存缓存，管理端保存后新规则立即作用于后续预约。</w:t>
+            </w:r>
+          </w:p>
+          <w:p>
+            <w:pPr>
+              <w:spacing w:line="300" w:lineRule="auto"/>
+              <w:ind w:left="780" w:hanging="300"/>
+              <w:rPr>
+                <w:rFonts w:ascii="Times New Roman" w:eastAsia="宋体"/>
+                <w:sz w:val="24"/>
+                <w:szCs w:val="24"/>
+              </w:rPr>
+            </w:pPr>
+            <w:r>
+              <w:rPr>
+                <w:rFonts w:ascii="Times New Roman" w:eastAsia="宋体"/>
+                <w:sz w:val="24"/>
+                <w:szCs w:val="24"/>
+              </w:rPr>
+              <w:t>5. 时间推进：预约按日期自动过期置已完成，信用分每日自然恢复，周次数按自然周统计，由定时任务自动处理。</w:t>
+            </w:r>
+          </w:p>
+          <w:p>
+            <w:pPr>
+              <w:spacing w:before="200" w:after="120" w:line="300" w:lineRule="auto"/>
+              <w:ind w:firstLine="482" w:firstLineChars="200"/>
+              <w:rPr>
+                <w:rFonts w:ascii="Times New Roman" w:eastAsia="宋体"/>
+                <w:sz w:val="24"/>
+                <w:szCs w:val="24"/>
+              </w:rPr>
+            </w:pPr>
+            <w:r>
+              <w:rPr>
+                <w:rFonts w:ascii="Times New Roman" w:eastAsia="宋体"/>
+                <w:b/>
+                <w:sz w:val="24"/>
+                <w:szCs w:val="24"/>
+              </w:rPr>
+              <w:t>（2）用户端 Web</w:t>
+            </w:r>
+          </w:p>
+          <w:p>
+            <w:pPr>
+              <w:spacing w:line="300" w:lineRule="auto"/>
+              <w:ind w:left="780" w:hanging="300"/>
+              <w:rPr>
+                <w:rFonts w:ascii="Times New Roman" w:eastAsia="宋体"/>
+                <w:sz w:val="24"/>
+                <w:szCs w:val="24"/>
+              </w:rPr>
+            </w:pPr>
+            <w:r>
+              <w:rPr>
+                <w:rFonts w:ascii="Times New Roman" w:eastAsia="宋体"/>
+                <w:sz w:val="24"/>
+                <w:szCs w:val="24"/>
+              </w:rPr>
+              <w:t>1. 页面功能：注册登录、首页轮播公告、琴房列表与详情、空闲时段查询、预约与退约、空出提醒关注、我的预约、消息中心、个人中心与系统反馈。</w:t>
+            </w:r>
+          </w:p>
+          <w:p>
+            <w:pPr>
+              <w:spacing w:line="300" w:lineRule="auto"/>
+              <w:ind w:left="780" w:hanging="300"/>
+              <w:rPr>
+                <w:rFonts w:ascii="Times New Roman" w:eastAsia="宋体"/>
+                <w:sz w:val="24"/>
+                <w:szCs w:val="24"/>
+              </w:rPr>
+            </w:pPr>
+            <w:r>
+              <w:rPr>
+                <w:rFonts w:ascii="Times New Roman" w:eastAsia="宋体"/>
+                <w:sz w:val="24"/>
+                <w:szCs w:val="24"/>
+              </w:rPr>
+              <w:t>2. 工程形态：Vue3 加 Vite 加 Element Plus 独立工程，与后端接口分离，接口无状态化便于小程序复用。</w:t>
+            </w:r>
+          </w:p>
+          <w:p>
+            <w:pPr>
+              <w:spacing w:before="200" w:after="120" w:line="300" w:lineRule="auto"/>
+              <w:ind w:firstLine="482" w:firstLineChars="200"/>
+              <w:rPr>
+                <w:rFonts w:ascii="Times New Roman" w:eastAsia="宋体"/>
+                <w:sz w:val="24"/>
+                <w:szCs w:val="24"/>
+              </w:rPr>
+            </w:pPr>
+            <w:r>
+              <w:rPr>
+                <w:rFonts w:ascii="Times New Roman" w:eastAsia="宋体"/>
+                <w:b/>
+                <w:sz w:val="24"/>
+                <w:szCs w:val="24"/>
+              </w:rPr>
+              <w:t>（3）管理端 Web</w:t>
+            </w:r>
+          </w:p>
+          <w:p>
+            <w:pPr>
+              <w:spacing w:line="300" w:lineRule="auto"/>
+              <w:ind w:left="780" w:hanging="300"/>
+              <w:rPr>
+                <w:rFonts w:ascii="Times New Roman" w:eastAsia="宋体"/>
+                <w:sz w:val="24"/>
+                <w:szCs w:val="24"/>
+              </w:rPr>
+            </w:pPr>
+            <w:r>
+              <w:rPr>
+                <w:rFonts w:ascii="Times New Roman" w:eastAsia="宋体"/>
+                <w:sz w:val="24"/>
+                <w:szCs w:val="24"/>
+              </w:rPr>
+              <w:t>1. 页面功能：琴房与乐器管理、预约查看与处理、规则参数配置、信用管理、用户与会员管理、公告轮播维护、反馈处理与首页统计。</w:t>
+            </w:r>
+          </w:p>
+          <w:p>
+            <w:pPr>
+              <w:spacing w:line="300" w:lineRule="auto"/>
+              <w:ind w:left="780" w:hanging="300"/>
+              <w:rPr>
+                <w:rFonts w:ascii="Times New Roman" w:eastAsia="宋体"/>
+                <w:sz w:val="24"/>
+                <w:szCs w:val="24"/>
+              </w:rPr>
+            </w:pPr>
+            <w:r>
+              <w:rPr>
+                <w:rFonts w:ascii="Times New Roman" w:eastAsia="宋体"/>
+                <w:sz w:val="24"/>
+                <w:szCs w:val="24"/>
+              </w:rPr>
+              <w:t>2. 权限控制：管理端接口与用户端接口分组，管理接口全部做管理员角色校验。</w:t>
+            </w:r>
+          </w:p>
+          <w:p>
+            <w:pPr>
+              <w:spacing w:line="300" w:lineRule="auto"/>
+            </w:pPr>
+          </w:p>
+          <w:p>
+            <w:pPr>
+              <w:spacing w:line="300" w:lineRule="auto"/>
+            </w:pPr>
+          </w:p>
+          <w:p>
+            <w:pPr>
+              <w:spacing w:line="300" w:lineRule="auto"/>
+            </w:pPr>
+          </w:p>
+          <w:p>
+            <w:pPr>
+              <w:spacing w:line="300" w:lineRule="auto"/>
+            </w:pPr>
+          </w:p>
+          <w:p>
+            <w:pPr>
+              <w:spacing w:line="300" w:lineRule="auto"/>
+            </w:pPr>
+          </w:p>
+          <w:p>
+            <w:pPr>
+              <w:spacing w:line="300" w:lineRule="auto"/>
+            </w:pPr>
+          </w:p>
+          <w:p>
+            <w:pPr>
+              <w:ind w:firstLine="480"/>
+              <w:rPr>
+                <w:rFonts w:hint="eastAsia"/>
+                <w:b/>
+                <w:sz w:val="24"/>
+              </w:rPr>
+            </w:pPr>
             <w:r>
               <w:rPr>
                 <w:rFonts w:hint="eastAsia"/>
                 <w:b/>
                 <w:bCs/>
                 <w:sz w:val="24"/>
+                <w:lang w:val="en-US" w:eastAsia="zh-CN"/>
+              </w:rPr>
+              <w:t>4.</w:t>
+            </w:r>
+            <w:r>
+              <w:rPr>
+                <w:rFonts w:hint="eastAsia"/>
+                <w:b/>
+                <w:bCs/>
+                <w:sz w:val="24"/>
               </w:rPr>
               <w:t>拟采用的数据库设计思路分析</w:t>
             </w:r>
-            <w:bookmarkStart w:id="0" w:name="_GoBack"/>
-            <w:bookmarkEnd w:id="0"/>
           </w:p>
           <w:p>
             <w:pPr>
@@ -1321,64 +1551,159 @@
                 <w:sz w:val="24"/>
                 <w:szCs w:val="24"/>
               </w:rPr>
-              <w:t>按 3NF 组织逻辑关系模型，表结构分核心业务与辅助展示。</w:t>
-            </w:r>
-          </w:p>
-          <w:p>
-            <w:pPr>
-              <w:spacing w:line="300" w:lineRule="auto"/>
-              <w:ind w:left="780" w:hanging="300"/>
-              <w:rPr>
-                <w:rFonts w:ascii="Times New Roman" w:eastAsia="宋体"/>
-                <w:sz w:val="24"/>
-                <w:szCs w:val="24"/>
-              </w:rPr>
-            </w:pPr>
-            <w:r>
-              <w:rPr>
-                <w:rFonts w:ascii="Times New Roman" w:eastAsia="宋体"/>
-                <w:sz w:val="24"/>
-                <w:szCs w:val="24"/>
-              </w:rPr>
-              <w:t>1. 核心业务表含用户、琴房、乐器、预约、关注、信用流水、规则参数，用户表预留微信 openid。</w:t>
-            </w:r>
-          </w:p>
-          <w:p>
-            <w:pPr>
-              <w:spacing w:line="300" w:lineRule="auto"/>
-              <w:ind w:left="780" w:hanging="300"/>
-              <w:rPr>
-                <w:rFonts w:ascii="Times New Roman" w:eastAsia="宋体"/>
-                <w:sz w:val="24"/>
-                <w:szCs w:val="24"/>
-              </w:rPr>
-            </w:pPr>
-            <w:r>
-              <w:rPr>
-                <w:rFonts w:ascii="Times New Roman" w:eastAsia="宋体"/>
-                <w:sz w:val="24"/>
-                <w:szCs w:val="24"/>
-              </w:rPr>
-              <w:t>2. 辅助表含公告、轮播与反馈。</w:t>
-            </w:r>
-          </w:p>
-          <w:p>
-            <w:pPr>
-              <w:spacing w:line="300" w:lineRule="auto"/>
-              <w:ind w:left="780" w:hanging="300"/>
-              <w:rPr>
-                <w:rFonts w:ascii="Times New Roman" w:eastAsia="宋体"/>
-                <w:sz w:val="24"/>
-                <w:szCs w:val="24"/>
-              </w:rPr>
-            </w:pPr>
-            <w:r>
-              <w:rPr>
-                <w:rFonts w:ascii="Times New Roman" w:eastAsia="宋体"/>
-                <w:sz w:val="24"/>
-                <w:szCs w:val="24"/>
-              </w:rPr>
-              <w:t>3. 预约冲突按房间加日期的区间重叠判断，配合事务与行锁保证并发一致。</w:t>
+              <w:t>按第三范式组织数据模型，共 11 张表，分为账户、场地、预约、规则、提醒与内容六类，设计要点如下。</w:t>
+            </w:r>
+          </w:p>
+          <w:p>
+            <w:pPr>
+              <w:spacing w:line="300" w:lineRule="auto"/>
+              <w:ind w:left="780" w:hanging="300"/>
+              <w:rPr>
+                <w:rFonts w:ascii="Times New Roman" w:eastAsia="宋体"/>
+                <w:sz w:val="24"/>
+                <w:szCs w:val="24"/>
+              </w:rPr>
+            </w:pPr>
+            <w:r>
+              <w:rPr>
+                <w:rFonts w:ascii="Times New Roman" w:eastAsia="宋体"/>
+                <w:sz w:val="24"/>
+                <w:szCs w:val="24"/>
+              </w:rPr>
+              <w:t>1. 账户与权限：sys_user 存登录名、姓名、学号、邮箱与加密密码，role 区分管理员与普通用户，is_member 区分会员，会员才能预约对内琴房；credit 存信用分，预留 openid 字段供微信小程序迁移绑定。</w:t>
+            </w:r>
+          </w:p>
+          <w:p>
+            <w:pPr>
+              <w:spacing w:line="300" w:lineRule="auto"/>
+              <w:ind w:left="780" w:hanging="300"/>
+              <w:rPr>
+                <w:rFonts w:ascii="Times New Roman" w:eastAsia="宋体"/>
+                <w:sz w:val="24"/>
+                <w:szCs w:val="24"/>
+              </w:rPr>
+            </w:pPr>
+            <w:r>
+              <w:rPr>
+                <w:rFonts w:ascii="Times New Roman" w:eastAsia="宋体"/>
+                <w:sz w:val="24"/>
+                <w:szCs w:val="24"/>
+              </w:rPr>
+              <w:t>2. 场地与乐器：room 记录琴房名称、对内对外类型与每日可约时间窗，时间窗用当日分钟数存 open_start 与 open_end，360 与 1320 对应 6 点与 22 点，便于区间运算；instrument 以外键关联琴房，保存乐器名称、数量与备注。</w:t>
+            </w:r>
+          </w:p>
+          <w:p>
+            <w:pPr>
+              <w:spacing w:line="300" w:lineRule="auto"/>
+              <w:ind w:left="780" w:hanging="300"/>
+              <w:rPr>
+                <w:rFonts w:ascii="Times New Roman" w:eastAsia="宋体"/>
+                <w:sz w:val="24"/>
+                <w:szCs w:val="24"/>
+              </w:rPr>
+            </w:pPr>
+            <w:r>
+              <w:rPr>
+                <w:rFonts w:ascii="Times New Roman" w:eastAsia="宋体"/>
+                <w:sz w:val="24"/>
+                <w:szCs w:val="24"/>
+              </w:rPr>
+              <w:t>3. 预约：booking 保存用户、琴房、日期与起止分钟，状态为已预约、已取消、已完成；起止分钟用整数便于重叠判断，加唯一键约束同房同日同起点不重复，外键关联用户与琴房，并建琴房加日期索引加快冲突查询。</w:t>
+            </w:r>
+          </w:p>
+          <w:p>
+            <w:pPr>
+              <w:spacing w:line="300" w:lineRule="auto"/>
+              <w:ind w:left="780" w:hanging="300"/>
+              <w:rPr>
+                <w:rFonts w:ascii="Times New Roman" w:eastAsia="宋体"/>
+                <w:sz w:val="24"/>
+                <w:szCs w:val="24"/>
+              </w:rPr>
+            </w:pPr>
+            <w:r>
+              <w:rPr>
+                <w:rFonts w:ascii="Times New Roman" w:eastAsia="宋体"/>
+                <w:sz w:val="24"/>
+                <w:szCs w:val="24"/>
+              </w:rPr>
+              <w:t>4. 规则参数：rule_config 以键值对存最小单位、时长上限、提前天数、周次数与信用阈值，管理端可在线调整，规则不写进程序代码。</w:t>
+            </w:r>
+          </w:p>
+          <w:p>
+            <w:pPr>
+              <w:spacing w:line="300" w:lineRule="auto"/>
+              <w:ind w:left="780" w:hanging="300"/>
+              <w:rPr>
+                <w:rFonts w:ascii="Times New Roman" w:eastAsia="宋体"/>
+                <w:sz w:val="24"/>
+                <w:szCs w:val="24"/>
+              </w:rPr>
+            </w:pPr>
+            <w:r>
+              <w:rPr>
+                <w:rFonts w:ascii="Times New Roman" w:eastAsia="宋体"/>
+                <w:sz w:val="24"/>
+                <w:szCs w:val="24"/>
+              </w:rPr>
+              <w:t>5. 空出提醒与消息：watch 记录用户关注的琴房日期区间，唯一键防重复关注；退约释放时段后匹配重叠关注并写 message 站内提醒，消息通道保留抽象便于替换为订阅消息。</w:t>
+            </w:r>
+          </w:p>
+          <w:p>
+            <w:pPr>
+              <w:spacing w:line="300" w:lineRule="auto"/>
+              <w:ind w:left="780" w:hanging="300"/>
+              <w:rPr>
+                <w:rFonts w:ascii="Times New Roman" w:eastAsia="宋体"/>
+                <w:sz w:val="24"/>
+                <w:szCs w:val="24"/>
+              </w:rPr>
+            </w:pPr>
+            <w:r>
+              <w:rPr>
+                <w:rFonts w:ascii="Times New Roman" w:eastAsia="宋体"/>
+                <w:sz w:val="24"/>
+                <w:szCs w:val="24"/>
+              </w:rPr>
+              <w:t>6. 信用流水：credit_log 记录减分与恢复的变动值、原因与经办管理员，便于追溯；信用低于阈值自动暂停预约，恢复后重新开放。</w:t>
+            </w:r>
+          </w:p>
+          <w:p>
+            <w:pPr>
+              <w:spacing w:line="300" w:lineRule="auto"/>
+              <w:ind w:left="780" w:hanging="300"/>
+              <w:rPr>
+                <w:rFonts w:ascii="Times New Roman" w:eastAsia="宋体"/>
+                <w:sz w:val="24"/>
+                <w:szCs w:val="24"/>
+              </w:rPr>
+            </w:pPr>
+            <w:r>
+              <w:rPr>
+                <w:rFonts w:ascii="Times New Roman" w:eastAsia="宋体"/>
+                <w:sz w:val="24"/>
+                <w:szCs w:val="24"/>
+              </w:rPr>
+              <w:t>7. 展示内容：notice、banner 与 feedback 分别存公告、轮播与反馈，均以状态字段控制展示与处理进度。</w:t>
+            </w:r>
+          </w:p>
+          <w:p>
+            <w:pPr>
+              <w:spacing w:line="300" w:lineRule="auto"/>
+              <w:ind w:left="780" w:hanging="300"/>
+              <w:rPr>
+                <w:rFonts w:ascii="Times New Roman" w:eastAsia="宋体"/>
+                <w:sz w:val="24"/>
+                <w:szCs w:val="24"/>
+              </w:rPr>
+            </w:pPr>
+            <w:r>
+              <w:rPr>
+                <w:rFonts w:ascii="Times New Roman" w:eastAsia="宋体"/>
+                <w:sz w:val="24"/>
+                <w:szCs w:val="24"/>
+              </w:rPr>
+              <w:t>8. 时间字段：建表时间统一由数据库默认当前时间写入，避免应用层时钟不一致。</w:t>
             </w:r>
           </w:p>
           <w:p>
@@ -1402,8 +1727,8 @@
               </w:rPr>
               <w:drawing>
                 <wp:inline distT="0" distB="0" distL="114300" distR="114300">
-                  <wp:extent cx="3034030" cy="6120130"/>
-                  <wp:effectExtent l="0" t="0" r="1270" b="1270"/>
+                  <wp:extent cx="4461510" cy="8999855"/>
+                  <wp:effectExtent l="0" t="0" r="8890" b="4445"/>
                   <wp:docPr id="1" name="图片 1" descr="ER图"/>
                   <wp:cNvGraphicFramePr>
                     <a:graphicFrameLocks xmlns:a="http://schemas.openxmlformats.org/drawingml/2006/main" noChangeAspect="1"/>
@@ -1426,7 +1751,7 @@
                         <pic:spPr>
                           <a:xfrm>
                             <a:off x="0" y="0"/>
-                            <a:ext cx="3034030" cy="6120130"/>
+                            <a:ext cx="4461510" cy="8999855"/>
                           </a:xfrm>
                           <a:prstGeom prst="rect">
                             <a:avLst/>
@@ -1470,6 +1795,11 @@
           </w:tcPr>
           <w:p>
             <w:pPr>
+              <w:spacing w:line="300" w:lineRule="auto"/>
+            </w:pPr>
+          </w:p>
+          <w:p>
+            <w:pPr>
               <w:rPr>
                 <w:rFonts w:hint="eastAsia" w:eastAsia="宋体"/>
                 <w:sz w:val="28"/>
@@ -1485,6 +1815,8 @@
               </w:rPr>
               <w:t>工作量</w:t>
             </w:r>
+            <w:bookmarkStart w:id="0" w:name="_GoBack"/>
+            <w:bookmarkEnd w:id="0"/>
           </w:p>
           <w:p>
             <w:pPr>
@@ -1502,83 +1834,159 @@
                 <w:sz w:val="24"/>
                 <w:szCs w:val="24"/>
               </w:rPr>
-              <w:t>工作量按模块分配，各模块功能与预期代码量如下。</w:t>
-            </w:r>
-          </w:p>
-          <w:p>
-            <w:pPr>
-              <w:spacing w:line="300" w:lineRule="auto"/>
-              <w:ind w:left="780" w:hanging="300"/>
-              <w:rPr>
-                <w:rFonts w:ascii="Times New Roman" w:eastAsia="宋体"/>
-                <w:sz w:val="24"/>
-                <w:szCs w:val="24"/>
-              </w:rPr>
-            </w:pPr>
-            <w:r>
-              <w:rPr>
-                <w:rFonts w:ascii="Times New Roman" w:eastAsia="宋体"/>
-                <w:sz w:val="24"/>
-                <w:szCs w:val="24"/>
-              </w:rPr>
-              <w:t>1. 用户端琴房模块，含琴房列表与详情、乐器展示、搜索、预约与取消页面，约 250 行。</w:t>
-            </w:r>
-          </w:p>
-          <w:p>
-            <w:pPr>
-              <w:spacing w:line="300" w:lineRule="auto"/>
-              <w:ind w:left="780" w:hanging="300"/>
-              <w:rPr>
-                <w:rFonts w:ascii="Times New Roman" w:eastAsia="宋体"/>
-                <w:sz w:val="24"/>
-                <w:szCs w:val="24"/>
-              </w:rPr>
-            </w:pPr>
-            <w:r>
-              <w:rPr>
-                <w:rFonts w:ascii="Times New Roman" w:eastAsia="宋体"/>
-                <w:sz w:val="24"/>
-                <w:szCs w:val="24"/>
-              </w:rPr>
-              <w:t>2. 管理端琴房与规则模块，含琴房乐器维护、预约查看处理、规则参数配置、信用管理页面，约 300 行。</w:t>
-            </w:r>
-          </w:p>
-          <w:p>
-            <w:pPr>
-              <w:spacing w:line="300" w:lineRule="auto"/>
-              <w:ind w:left="780" w:hanging="300"/>
-              <w:rPr>
-                <w:rFonts w:ascii="Times New Roman" w:eastAsia="宋体"/>
-                <w:sz w:val="24"/>
-                <w:szCs w:val="24"/>
-              </w:rPr>
-            </w:pPr>
-            <w:r>
-              <w:rPr>
-                <w:rFonts w:ascii="Times New Roman" w:eastAsia="宋体"/>
-                <w:sz w:val="24"/>
-                <w:szCs w:val="24"/>
-              </w:rPr>
-              <w:t>3. 预约核心逻辑模块，含冲突检测、空出提醒、信用扣减、时间窗口推进，约 500 行。</w:t>
-            </w:r>
-          </w:p>
-          <w:p>
-            <w:pPr>
-              <w:spacing w:line="300" w:lineRule="auto"/>
-              <w:ind w:left="780" w:hanging="300"/>
-              <w:rPr>
-                <w:rFonts w:ascii="Times New Roman" w:eastAsia="宋体"/>
-                <w:sz w:val="24"/>
-                <w:szCs w:val="24"/>
-              </w:rPr>
-            </w:pPr>
-            <w:r>
-              <w:rPr>
-                <w:rFonts w:ascii="Times New Roman" w:eastAsia="宋体"/>
-                <w:sz w:val="24"/>
-                <w:szCs w:val="24"/>
-              </w:rPr>
-              <w:t>4. 基础支撑模块，含注册登录会员、公告轮播、反馈与统计接口，后端约 400 行加前端约 200 行。</w:t>
+              <w:t>系统功能按模块实现，主要模块功能范围如下。</w:t>
+            </w:r>
+          </w:p>
+          <w:p>
+            <w:pPr>
+              <w:spacing w:line="300" w:lineRule="auto"/>
+              <w:ind w:left="780" w:hanging="300"/>
+              <w:rPr>
+                <w:rFonts w:ascii="Times New Roman" w:eastAsia="宋体"/>
+                <w:sz w:val="24"/>
+                <w:szCs w:val="24"/>
+              </w:rPr>
+            </w:pPr>
+            <w:r>
+              <w:rPr>
+                <w:rFonts w:ascii="Times New Roman" w:eastAsia="宋体"/>
+                <w:sz w:val="24"/>
+                <w:szCs w:val="24"/>
+              </w:rPr>
+              <w:t>1. 用户端琴房浏览：琴房列表与详情、乐器明细展示、关键字搜索、空闲时段查询，并按会员权限区分对内对外可见性。</w:t>
+            </w:r>
+          </w:p>
+          <w:p>
+            <w:pPr>
+              <w:spacing w:line="300" w:lineRule="auto"/>
+              <w:ind w:left="780" w:hanging="300"/>
+              <w:rPr>
+                <w:rFonts w:ascii="Times New Roman" w:eastAsia="宋体"/>
+                <w:sz w:val="24"/>
+                <w:szCs w:val="24"/>
+              </w:rPr>
+            </w:pPr>
+            <w:r>
+              <w:rPr>
+                <w:rFonts w:ascii="Times New Roman" w:eastAsia="宋体"/>
+                <w:sz w:val="24"/>
+                <w:szCs w:val="24"/>
+              </w:rPr>
+              <w:t>2. 用户端预约与提醒：预约创建与冲突提示、我的预约、退约取消、空出时段关注与取消、我的关注列表。</w:t>
+            </w:r>
+          </w:p>
+          <w:p>
+            <w:pPr>
+              <w:spacing w:line="300" w:lineRule="auto"/>
+              <w:ind w:left="780" w:hanging="300"/>
+              <w:rPr>
+                <w:rFonts w:ascii="Times New Roman" w:eastAsia="宋体"/>
+                <w:sz w:val="24"/>
+                <w:szCs w:val="24"/>
+              </w:rPr>
+            </w:pPr>
+            <w:r>
+              <w:rPr>
+                <w:rFonts w:ascii="Times New Roman" w:eastAsia="宋体"/>
+                <w:sz w:val="24"/>
+                <w:szCs w:val="24"/>
+              </w:rPr>
+              <w:t>3. 用户侧个人功能：注册登录与修改密码、个人中心、站内消息、系统反馈。</w:t>
+            </w:r>
+          </w:p>
+          <w:p>
+            <w:pPr>
+              <w:spacing w:line="300" w:lineRule="auto"/>
+              <w:ind w:left="780" w:hanging="300"/>
+              <w:rPr>
+                <w:rFonts w:ascii="Times New Roman" w:eastAsia="宋体"/>
+                <w:sz w:val="24"/>
+                <w:szCs w:val="24"/>
+              </w:rPr>
+            </w:pPr>
+            <w:r>
+              <w:rPr>
+                <w:rFonts w:ascii="Times New Roman" w:eastAsia="宋体"/>
+                <w:sz w:val="24"/>
+                <w:szCs w:val="24"/>
+              </w:rPr>
+              <w:t>4. 预约核心服务：规则参数化校验、区间冲突检测、事务并发控制、退约释放与空出提醒触发、周次数限制、信用流水与自然恢复、预约自动过期。</w:t>
+            </w:r>
+          </w:p>
+          <w:p>
+            <w:pPr>
+              <w:spacing w:line="300" w:lineRule="auto"/>
+              <w:ind w:left="780" w:hanging="300"/>
+              <w:rPr>
+                <w:rFonts w:ascii="Times New Roman" w:eastAsia="宋体"/>
+                <w:sz w:val="24"/>
+                <w:szCs w:val="24"/>
+              </w:rPr>
+            </w:pPr>
+            <w:r>
+              <w:rPr>
+                <w:rFonts w:ascii="Times New Roman" w:eastAsia="宋体"/>
+                <w:sz w:val="24"/>
+                <w:szCs w:val="24"/>
+              </w:rPr>
+              <w:t>5. 基础支撑：JWT 鉴权与角色控制、统一返回与异常处理、建表脚本与种子数据、定时任务调度、规则缓存。</w:t>
+            </w:r>
+          </w:p>
+          <w:p>
+            <w:pPr>
+              <w:spacing w:line="300" w:lineRule="auto"/>
+              <w:ind w:left="780" w:hanging="300"/>
+              <w:rPr>
+                <w:rFonts w:ascii="Times New Roman" w:eastAsia="宋体"/>
+                <w:sz w:val="24"/>
+                <w:szCs w:val="24"/>
+              </w:rPr>
+            </w:pPr>
+            <w:r>
+              <w:rPr>
+                <w:rFonts w:ascii="Times New Roman" w:eastAsia="宋体"/>
+                <w:sz w:val="24"/>
+                <w:szCs w:val="24"/>
+              </w:rPr>
+              <w:t>6. 管理端业务：用户与会员管理、琴房与乐器维护、预约查询与处理、规则参数配置、信用减分与恢复、公告轮播维护、反馈处理与图片上传。</w:t>
+            </w:r>
+          </w:p>
+          <w:p>
+            <w:pPr>
+              <w:spacing w:line="300" w:lineRule="auto"/>
+              <w:ind w:left="780" w:hanging="300"/>
+              <w:rPr>
+                <w:rFonts w:ascii="Times New Roman" w:eastAsia="宋体"/>
+                <w:sz w:val="24"/>
+                <w:szCs w:val="24"/>
+              </w:rPr>
+            </w:pPr>
+            <w:r>
+              <w:rPr>
+                <w:rFonts w:ascii="Times New Roman" w:eastAsia="宋体"/>
+                <w:sz w:val="24"/>
+                <w:szCs w:val="24"/>
+              </w:rPr>
+              <w:t>7. 管理端统计：预约概况与琴房使用率统计。</w:t>
+            </w:r>
+          </w:p>
+          <w:p>
+            <w:pPr>
+              <w:spacing w:line="300" w:lineRule="auto"/>
+              <w:ind w:left="780" w:hanging="300"/>
+              <w:rPr>
+                <w:rFonts w:ascii="Times New Roman" w:eastAsia="宋体"/>
+                <w:sz w:val="24"/>
+                <w:szCs w:val="24"/>
+              </w:rPr>
+            </w:pPr>
+            <w:r>
+              <w:rPr>
+                <w:rFonts w:ascii="Times New Roman" w:eastAsia="宋体"/>
+                <w:sz w:val="24"/>
+                <w:szCs w:val="24"/>
+              </w:rPr>
+              <w:t>8. 前端工程：用户端与管理端两个独立工程，含页面、路由、请求封装与交互组件。</w:t>
             </w:r>
           </w:p>
           <w:p>
@@ -1597,7 +2005,7 @@
                 <w:sz w:val="24"/>
                 <w:szCs w:val="24"/>
               </w:rPr>
-              <w:t>合计代码量 1600 行以上，另含数据库建表脚本与测试数据。</w:t>
+              <w:t>合计代码量约 5200 行，其中后端约 3200 行、前端约 2000 行，各成员承担模块与行数见同组设计者及分工。</w:t>
             </w:r>
           </w:p>
         </w:tc>
@@ -1620,6 +2028,7 @@
           </w:tblCellMar>
         </w:tblPrEx>
         <w:trPr>
+          <w:trHeight w:val="5359" w:hRule="atLeast"/>
           <w:jc w:val="center"/>
         </w:trPr>
         <w:tc>
@@ -1634,6 +2043,11 @@
           </w:tcPr>
           <w:p>
             <w:pPr>
+              <w:spacing w:line="300" w:lineRule="auto"/>
+            </w:pPr>
+          </w:p>
+          <w:p>
+            <w:pPr>
               <w:rPr>
                 <w:rFonts w:hint="eastAsia" w:eastAsia="宋体"/>
                 <w:sz w:val="28"/>
@@ -1685,7 +2099,7 @@
                 <w:sz w:val="24"/>
                 <w:szCs w:val="24"/>
               </w:rPr>
-              <w:t>• 9.8 至 9.13 完成需求细化、数据库设计、环境搭建与核心预约模块编码。</w:t>
+              <w:t>• 9.8 至 9.13 完成系统整体设计定稿与运行环境准备，实现预约核心与用户端、管理端基础功能。</w:t>
             </w:r>
           </w:p>
           <w:p>
@@ -1704,7 +2118,7 @@
                 <w:sz w:val="24"/>
                 <w:szCs w:val="24"/>
               </w:rPr>
-              <w:t>• 9.14 中期检查完成库表落地、用户与琴房模块及预约冲突检测。</w:t>
+              <w:t>• 9.14 中期检查完成数据库建表与初始数据导入、用户与琴房模块及预约冲突检测。</w:t>
             </w:r>
           </w:p>
           <w:p>
@@ -1757,6 +2171,11 @@
           </w:tcPr>
           <w:p>
             <w:pPr>
+              <w:spacing w:line="300" w:lineRule="auto"/>
+            </w:pPr>
+          </w:p>
+          <w:p>
+            <w:pPr>
               <w:rPr>
                 <w:rFonts w:hint="default" w:eastAsia="宋体"/>
                 <w:sz w:val="28"/>
@@ -1789,64 +2208,83 @@
                 <w:sz w:val="24"/>
                 <w:szCs w:val="24"/>
               </w:rPr>
-              <w:t>分工按功能域平均分配，每人同时涉及后端接口与前端页面。</w:t>
-            </w:r>
-          </w:p>
-          <w:p>
-            <w:pPr>
-              <w:spacing w:line="300" w:lineRule="auto"/>
-              <w:ind w:left="780" w:hanging="300"/>
-              <w:rPr>
-                <w:rFonts w:ascii="Times New Roman" w:eastAsia="宋体"/>
-                <w:sz w:val="24"/>
-                <w:szCs w:val="24"/>
-              </w:rPr>
-            </w:pPr>
-            <w:r>
-              <w:rPr>
-                <w:rFonts w:ascii="Times New Roman" w:eastAsia="宋体"/>
-                <w:sz w:val="24"/>
-                <w:szCs w:val="24"/>
-              </w:rPr>
-              <w:t>1. 林义洋，组长，负责系统总体与数据库设计，后端预约核心，冲突检测、空出提醒、信用与规则逻辑。</w:t>
-            </w:r>
-          </w:p>
-          <w:p>
-            <w:pPr>
-              <w:spacing w:line="300" w:lineRule="auto"/>
-              <w:ind w:left="780" w:hanging="300"/>
-              <w:rPr>
-                <w:rFonts w:ascii="Times New Roman" w:eastAsia="宋体"/>
-                <w:sz w:val="24"/>
-                <w:szCs w:val="24"/>
-              </w:rPr>
-            </w:pPr>
-            <w:r>
-              <w:rPr>
-                <w:rFonts w:ascii="Times New Roman" w:eastAsia="宋体"/>
-                <w:sz w:val="24"/>
-                <w:szCs w:val="24"/>
-              </w:rPr>
-              <w:t>2. 刘善宁，负责用户端页面，及注册登录、琴房浏览、我的预约、反馈相关后端接口。</w:t>
-            </w:r>
-          </w:p>
-          <w:p>
-            <w:pPr>
-              <w:spacing w:line="300" w:lineRule="auto"/>
-              <w:ind w:left="780" w:hanging="300"/>
-              <w:rPr>
-                <w:rFonts w:ascii="Times New Roman" w:eastAsia="宋体"/>
-                <w:sz w:val="24"/>
-                <w:szCs w:val="24"/>
-              </w:rPr>
-            </w:pPr>
-            <w:r>
-              <w:rPr>
-                <w:rFonts w:ascii="Times New Roman" w:eastAsia="宋体"/>
-                <w:sz w:val="24"/>
-                <w:szCs w:val="24"/>
-              </w:rPr>
-              <w:t>3. 孙业腾，负责管理端页面，及琴房乐器、预约管理、规则信用、轮播公告相关后端接口与统计。</w:t>
+              <w:t>分工按功能域划分，每人同时承担所负责模块的后端接口与前端页面，分工与承担工作量如下。</w:t>
+            </w:r>
+          </w:p>
+          <w:p>
+            <w:pPr>
+              <w:spacing w:line="300" w:lineRule="auto"/>
+              <w:ind w:left="780" w:hanging="300"/>
+              <w:rPr>
+                <w:rFonts w:ascii="Times New Roman" w:eastAsia="宋体"/>
+                <w:sz w:val="24"/>
+                <w:szCs w:val="24"/>
+              </w:rPr>
+            </w:pPr>
+            <w:r>
+              <w:rPr>
+                <w:rFonts w:ascii="Times New Roman" w:eastAsia="宋体"/>
+                <w:sz w:val="24"/>
+                <w:szCs w:val="24"/>
+              </w:rPr>
+              <w:t>1. 林义洋，组长，负责系统总体与数据库设计，后端预约核心，冲突检测、空出提醒、信用与规则逻辑，承担后端预约核心与基础支撑约 1700 行，含预约服务、冲突检测、空出提醒、定时任务、注册鉴权与建库脚本。</w:t>
+            </w:r>
+          </w:p>
+          <w:p>
+            <w:pPr>
+              <w:spacing w:line="300" w:lineRule="auto"/>
+              <w:ind w:left="780" w:hanging="300"/>
+              <w:rPr>
+                <w:rFonts w:ascii="Times New Roman" w:eastAsia="宋体"/>
+                <w:sz w:val="24"/>
+                <w:szCs w:val="24"/>
+              </w:rPr>
+            </w:pPr>
+            <w:r>
+              <w:rPr>
+                <w:rFonts w:ascii="Times New Roman" w:eastAsia="宋体"/>
+                <w:sz w:val="24"/>
+                <w:szCs w:val="24"/>
+              </w:rPr>
+              <w:t>2. 刘善宁，负责用户端页面，及注册登录、琴房浏览、我的预约、反馈相关后端接口，承担用户端页面与用户侧接口约 1700 行，其中页面约 1100 行、接口约 600 行。</w:t>
+            </w:r>
+          </w:p>
+          <w:p>
+            <w:pPr>
+              <w:spacing w:line="300" w:lineRule="auto"/>
+              <w:ind w:left="780" w:hanging="300"/>
+              <w:rPr>
+                <w:rFonts w:ascii="Times New Roman" w:eastAsia="宋体"/>
+                <w:sz w:val="24"/>
+                <w:szCs w:val="24"/>
+              </w:rPr>
+            </w:pPr>
+            <w:r>
+              <w:rPr>
+                <w:rFonts w:ascii="Times New Roman" w:eastAsia="宋体"/>
+                <w:sz w:val="24"/>
+                <w:szCs w:val="24"/>
+              </w:rPr>
+              <w:t>3. 孙业腾，负责管理端页面，及琴房乐器、预约管理、规则信用、轮播公告相关后端接口与统计，承担管理端页面与接口统计约 1800 行，其中页面约 900 行、接口与统计约 900 行。</w:t>
+            </w:r>
+          </w:p>
+          <w:p>
+            <w:pPr>
+              <w:spacing w:line="300" w:lineRule="auto"/>
+              <w:ind w:firstLine="480" w:firstLineChars="200"/>
+              <w:rPr>
+                <w:rFonts w:ascii="Times New Roman" w:eastAsia="宋体"/>
+                <w:sz w:val="24"/>
+                <w:szCs w:val="24"/>
+              </w:rPr>
+            </w:pPr>
+            <w:r>
+              <w:rPr>
+                <w:rFonts w:ascii="Times New Roman" w:eastAsia="宋体"/>
+                <w:sz w:val="24"/>
+                <w:szCs w:val="24"/>
+              </w:rPr>
+              <w:t>合计约 5200 行，与工作量节总量一致；行数为设计估算，随实现进度调整。</w:t>
             </w:r>
           </w:p>
         </w:tc>
